--- a/SB1090_norcal_talking_points.docx
+++ b/SB1090_norcal_talking_points.docx
@@ -6,9 +6,9 @@
       <w:pPr>
         <w:pStyle w:val="Heading1"/>
       </w:pPr>
-      <w:bookmarkStart w:id="20" w:name="sb-1090-statewide-norcal-talking-points"/>
-      <w:r>
-        <w:t xml:space="preserve">SB 1090 — Statewide / NorCal Talking Points</w:t>
+      <w:bookmarkStart w:id="20" w:name="X66bdbd66f6c0160458e7c2c8d92167ebe8b5f00"/>
+      <w:r>
+        <w:t xml:space="preserve">SB 1090 — Talking Points for Legislators Outside Altadena (incl. Northern California)</w:t>
       </w:r>
       <w:bookmarkEnd w:id="20"/>
     </w:p>
@@ -20,7 +20,43 @@
         <w:rPr>
           <w:i/>
         </w:rPr>
-        <w:t xml:space="preserve">Why a Northern California legislator, or a constituent in Sonoma, Butte, or Plumas County, should care about an Altadena bill. The frame: wildfire recovery is a statewide problem, and SB 1123 strips local recovery control after ANY disaster. We support SB 1090 as drafted. Our concern is the SB 1123 ministerial-subdivision pathway — not infill housing generally. Advocacy material, not legal advice; figures verified against public sources.</w:t>
+        <w:t xml:space="preserve">Why a legislator who didn’t live through the Eaton Fire — including in Northern California — should still vote YES. The frame is PARITY and FAIRNESS, not</w:t>
+      </w:r>
+      <w:r>
+        <w:rPr>
+          <w:i/>
+        </w:rPr>
+        <w:t xml:space="preserve"> </w:t>
+      </w:r>
+      <w:r>
+        <w:rPr>
+          <w:i/>
+        </w:rPr>
+        <w:t xml:space="preserve">“</w:t>
+      </w:r>
+      <w:r>
+        <w:rPr>
+          <w:i/>
+        </w:rPr>
+        <w:t xml:space="preserve">this could be you.</w:t>
+      </w:r>
+      <w:r>
+        <w:rPr>
+          <w:i/>
+        </w:rPr>
+        <w:t xml:space="preserve">”</w:t>
+      </w:r>
+      <w:r>
+        <w:rPr>
+          <w:i/>
+        </w:rPr>
+        <w:t xml:space="preserve"> </w:t>
+      </w:r>
+      <w:r>
+        <w:rPr>
+          <w:i/>
+        </w:rPr>
+        <w:t xml:space="preserve">SB 1090 is a narrow, one-time fix that gives Altadena the same disaster protection the Pacific Palisades already received. We support SB 1090 as drafted. Our concern is the SB 1123 ministerial-subdivision pathway in the burn zone — not infill housing generally. This is not a precedent and not a template; we are not asking other communities to seek their own carve-outs. Advocacy material, not legal advice; figures verified against public sources.</w:t>
       </w:r>
     </w:p>
     <w:p>
@@ -38,16 +74,28 @@
         <w:pStyle w:val="FirstParagraph"/>
       </w:pPr>
       <w:r>
-        <w:t xml:space="preserve">SB 1090 isn’t an Altadena carve-out for its own sake — it’s a recovery-control fix that every fire-prone California community will need the next time disaster strikes.</w:t>
+        <w:t xml:space="preserve">SB 1090 isn’t a special favor — it gives Altadena the</w:t>
+      </w:r>
+      <w:r>
+        <w:t xml:space="preserve"> </w:t>
+      </w:r>
+      <w:r>
+        <w:rPr>
+          <w:b/>
+        </w:rPr>
+        <w:t xml:space="preserve">same protection the state already gave the Pacific Palisades after the very same fire</w:t>
+      </w:r>
+      <w:r>
+        <w:t xml:space="preserve">, and nothing more. A vote for it is a vote for equal treatment.</w:t>
       </w:r>
     </w:p>
     <w:p>
       <w:pPr>
         <w:pStyle w:val="Heading2"/>
       </w:pPr>
-      <w:bookmarkStart w:id="22" w:name="the-problem-statewide"/>
-      <w:r>
-        <w:t xml:space="preserve">The problem, statewide</w:t>
+      <w:bookmarkStart w:id="22" w:name="whats-happening-in-altadena"/>
+      <w:r>
+        <w:t xml:space="preserve">What’s happening in Altadena</w:t>
       </w:r>
       <w:bookmarkEnd w:id="22"/>
     </w:p>
@@ -60,6 +108,12 @@
         <w:pStyle w:val="Compact"/>
       </w:pPr>
       <w:r>
+        <w:t xml:space="preserve">After the January 2025 Eaton Fire, out-of-town investors began using</w:t>
+      </w:r>
+      <w:r>
+        <w:t xml:space="preserve"> </w:t>
+      </w:r>
+      <w:r>
         <w:rPr>
           <w:b/>
         </w:rPr>
@@ -69,7 +123,7 @@
         <w:t xml:space="preserve"> </w:t>
       </w:r>
       <w:r>
-        <w:t xml:space="preserve">(the Starter Home Revitalization Act) was written for normal urban infill, not disaster zones. It applies</w:t>
+        <w:t xml:space="preserve">(the Starter Home Revitalization Act) to buy burned single-family lots and subdivide them —</w:t>
       </w:r>
       <w:r>
         <w:t xml:space="preserve"> </w:t>
@@ -78,13 +132,13 @@
         <w:rPr>
           <w:b/>
         </w:rPr>
-        <w:t xml:space="preserve">automatically and ministerially</w:t>
-      </w:r>
-      <w:r>
-        <w:t xml:space="preserve"> </w:t>
-      </w:r>
-      <w:r>
-        <w:t xml:space="preserve">(by right, no hearing) even inside a federally declared disaster area.</w:t>
+        <w:t xml:space="preserve">by right, ministerially, with no public hearing</w:t>
+      </w:r>
+      <w:r>
+        <w:t xml:space="preserve"> </w:t>
+      </w:r>
+      <w:r>
+        <w:t xml:space="preserve">— into as many as ten units each.</w:t>
       </w:r>
     </w:p>
     <w:p>
@@ -96,22 +150,7 @@
         <w:pStyle w:val="Compact"/>
       </w:pPr>
       <w:r>
-        <w:t xml:space="preserve">That means when a town burns, the law lets investors</w:t>
-      </w:r>
-      <w:r>
-        <w:t xml:space="preserve"> </w:t>
-      </w:r>
-      <w:r>
-        <w:rPr>
-          <w:b/>
-        </w:rPr>
-        <w:t xml:space="preserve">buy scorched lots and subdivide them by right</w:t>
-      </w:r>
-      <w:r>
-        <w:t xml:space="preserve"> </w:t>
-      </w:r>
-      <w:r>
-        <w:t xml:space="preserve">into as many as ten units — before survivors have insurance checks, debris clearance, or a rebuilding plan, with no public process and no local say.</w:t>
+        <w:t xml:space="preserve">At least ten such subdivisions are already in L.A. County records, proposing to turn roughly ten burned parcels into more than eighty units, while survivors are still fighting insurers and clearing debris.</w:t>
       </w:r>
     </w:p>
     <w:p>
@@ -123,30 +162,26 @@
         <w:pStyle w:val="Compact"/>
       </w:pPr>
       <w:r>
-        <w:t xml:space="preserve">The result is the same everywhere: recovery gets driven</w:t>
-      </w:r>
-      <w:r>
-        <w:t xml:space="preserve"> </w:t>
-      </w:r>
-      <w:r>
-        <w:rPr>
-          <w:b/>
-        </w:rPr>
-        <w:t xml:space="preserve">parcel by parcel by whoever has cash fastest</w:t>
-      </w:r>
-      <w:r>
-        <w:t xml:space="preserve">, instead of by the community trying to come home.</w:t>
+        <w:t xml:space="preserve">The result: recovery driven parcel by parcel by whoever has cash fastest, instead of by the families trying to come home.</w:t>
       </w:r>
     </w:p>
     <w:p>
       <w:pPr>
         <w:pStyle w:val="Heading2"/>
       </w:pPr>
-      <w:bookmarkStart w:id="23" w:name="Xbe24ffd76ae5aeadf65c0dc8d49e6c7c47b9f4a"/>
-      <w:r>
-        <w:t xml:space="preserve">It can’t be easier for developers to build than for the families who burned out</w:t>
+      <w:bookmarkStart w:id="23" w:name="X9153c88930323663015fdb009c7cfc476d3ead0"/>
+      <w:r>
+        <w:t xml:space="preserve">Why this is a narrow exception — not a precedent</w:t>
       </w:r>
       <w:bookmarkEnd w:id="23"/>
+    </w:p>
+    <w:p>
+      <w:pPr>
+        <w:pStyle w:val="FirstParagraph"/>
+      </w:pPr>
+      <w:r>
+        <w:t xml:space="preserve">Altadena’s circumstances are distinct enough to justify a one-time fix that reaches no further:</w:t>
+      </w:r>
     </w:p>
     <w:p>
       <w:pPr>
@@ -157,22 +192,52 @@
         <w:pStyle w:val="Compact"/>
       </w:pPr>
       <w:r>
-        <w:t xml:space="preserve">SB 1123 hands a developer a</w:t>
-      </w:r>
-      <w:r>
-        <w:t xml:space="preserve"> </w:t>
-      </w:r>
-      <w:r>
         <w:rPr>
           <w:b/>
         </w:rPr>
-        <w:t xml:space="preserve">fast, by-right, ministerial path</w:t>
-      </w:r>
-      <w:r>
-        <w:t xml:space="preserve"> </w:t>
-      </w:r>
-      <w:r>
-        <w:t xml:space="preserve">to carve a fire-cleared lot into up to ten units — no hearing, no neighbor notice, no discretionary review.</w:t>
+        <w:t xml:space="preserve">A utility-linked disaster Altadena did not cause.</w:t>
+      </w:r>
+      <w:r>
+        <w:t xml:space="preserve"> </w:t>
+      </w:r>
+      <w:r>
+        <w:t xml:space="preserve">The Eaton Fire is widely attributed to — and is the subject of federal and county litigation alleging it was caused by — Southern California Edison’s electrical infrastructure. SCE itself has said it is</w:t>
+      </w:r>
+      <w:r>
+        <w:t xml:space="preserve"> </w:t>
+      </w:r>
+      <w:r>
+        <w:t xml:space="preserve">“</w:t>
+      </w:r>
+      <w:r>
+        <w:t xml:space="preserve">likely</w:t>
+      </w:r>
+      <w:r>
+        <w:t xml:space="preserve">”</w:t>
+      </w:r>
+      <w:r>
+        <w:t xml:space="preserve"> </w:t>
+      </w:r>
+      <w:r>
+        <w:t xml:space="preserve">its equipment was</w:t>
+      </w:r>
+      <w:r>
+        <w:t xml:space="preserve"> </w:t>
+      </w:r>
+      <w:r>
+        <w:t xml:space="preserve">“</w:t>
+      </w:r>
+      <w:r>
+        <w:t xml:space="preserve">associated with the ignition.</w:t>
+      </w:r>
+      <w:r>
+        <w:t xml:space="preserve">”</w:t>
+      </w:r>
+      <w:r>
+        <w:t xml:space="preserve"> </w:t>
+      </w:r>
+      <w:r>
+        <w:t xml:space="preserve">Altadena bears a near-total loss from another party’s infrastructure failure, and speculation now compounds that injustice.</w:t>
       </w:r>
     </w:p>
     <w:p>
@@ -184,19 +249,16 @@
         <w:pStyle w:val="Compact"/>
       </w:pPr>
       <w:r>
-        <w:t xml:space="preserve">The displaced homeowner next door, rebuilding</w:t>
-      </w:r>
-      <w:r>
-        <w:t xml:space="preserve"> </w:t>
-      </w:r>
-      <w:r>
         <w:rPr>
           <w:b/>
         </w:rPr>
-        <w:t xml:space="preserve">one house</w:t>
-      </w:r>
-      <w:r>
-        <w:t xml:space="preserve">, faces the slow, discretionary permitting every rebuild requires.</w:t>
+        <w:t xml:space="preserve">The Palisades parity gap.</w:t>
+      </w:r>
+      <w:r>
+        <w:t xml:space="preserve"> </w:t>
+      </w:r>
+      <w:r>
+        <w:t xml:space="preserve">After the same firestorm, the Pacific Palisades received emergency relief from these density provisions — but it was keyed to a fire-hazard-severity-zone map that left most of Altadena out. SB 1090 simply closes that gap.</w:t>
       </w:r>
     </w:p>
     <w:p>
@@ -208,30 +270,100 @@
         <w:pStyle w:val="Compact"/>
       </w:pPr>
       <w:r>
-        <w:t xml:space="preserve">That</w:t>
-      </w:r>
-      <w:r>
-        <w:t xml:space="preserve"> </w:t>
-      </w:r>
-      <w:r>
         <w:rPr>
           <w:b/>
         </w:rPr>
-        <w:t xml:space="preserve">inverts disaster recovery</w:t>
-      </w:r>
-      <w:r>
-        <w:t xml:space="preserve">: survivors should be first in line to come home, not outpaced on their own block by speculators with a ministerial shortcut. A temporary pause (SB 1090) puts residents first.</w:t>
+        <w:t xml:space="preserve">Deadly single-access foothill topography.</w:t>
+      </w:r>
+      <w:r>
+        <w:t xml:space="preserve"> </w:t>
+      </w:r>
+      <w:r>
+        <w:t xml:space="preserve">Altadena’s narrow, often single-egress streets failed catastrophically in a fire that killed 19 people; adding density there is a direct life-safety hazard.</w:t>
+      </w:r>
+    </w:p>
+    <w:p>
+      <w:pPr>
+        <w:numPr>
+          <w:ilvl w:val="0"/>
+          <w:numId w:val="1002"/>
+        </w:numPr>
+        <w:pStyle w:val="Compact"/>
+      </w:pPr>
+      <w:r>
+        <w:rPr>
+          <w:b/>
+        </w:rPr>
+        <w:t xml:space="preserve">Septic / infrastructure mismatch.</w:t>
+      </w:r>
+      <w:r>
+        <w:t xml:space="preserve"> </w:t>
+      </w:r>
+      <w:r>
+        <w:t xml:space="preserve">Many lots are on septic, not sewer, without sidewalks or adequate roads — they fail the SHRA’s own urban-infrastructure premise and L.A. County’s own eligibility criteria.</w:t>
+      </w:r>
+    </w:p>
+    <w:p>
+      <w:pPr>
+        <w:pStyle w:val="FirstParagraph"/>
+      </w:pPr>
+      <w:r>
+        <w:t xml:space="preserve">Because the justification is this specific convergence of facts, SB 1090 sets no precedent and obligates the Legislature to nothing elsewhere.</w:t>
       </w:r>
     </w:p>
     <w:p>
       <w:pPr>
         <w:pStyle w:val="Heading2"/>
       </w:pPr>
-      <w:bookmarkStart w:id="24" w:name="Xab01bdd391a9e0d46244ef09a0ca40995d0f1fb"/>
-      <w:r>
-        <w:t xml:space="preserve">Public safety, evacuation, and infrastructure</w:t>
+      <w:bookmarkStart w:id="24" w:name="Xff575973b41092b7b44e7a16ac4ee4a7ee124aa"/>
+      <w:r>
+        <w:t xml:space="preserve">The two themes that travel across party lines</w:t>
       </w:r>
       <w:bookmarkEnd w:id="24"/>
+    </w:p>
+    <w:p>
+      <w:pPr>
+        <w:pStyle w:val="FirstParagraph"/>
+      </w:pPr>
+      <w:r>
+        <w:rPr>
+          <w:b/>
+        </w:rPr>
+        <w:t xml:space="preserve">It can’t be easier for developers to build than for the families who burned out.</w:t>
+      </w:r>
+      <w:r>
+        <w:t xml:space="preserve"> </w:t>
+      </w:r>
+      <w:r>
+        <w:t xml:space="preserve">SB 1123 hands a developer a fast, by-right path to carve a fire-cleared lot into up to ten units — no hearing, no neighbor notice. The displaced homeowner next door, rebuilding one house, faces the slow, discretionary permitting every rebuild requires. SB 1090 puts survivors first.</w:t>
+      </w:r>
+    </w:p>
+    <w:p>
+      <w:pPr>
+        <w:pStyle w:val="BodyText"/>
+      </w:pPr>
+      <w:r>
+        <w:rPr>
+          <w:b/>
+        </w:rPr>
+        <w:t xml:space="preserve">Evacuation and life safety.</w:t>
+      </w:r>
+      <w:r>
+        <w:t xml:space="preserve"> </w:t>
+      </w:r>
+      <w:r>
+        <w:t xml:space="preserve">Altadena’s foothill neighborhoods sit on narrow, often single-access streets that just failed in a deadly, fast-moving fire. Adding households and cars to those same streets lengthens evacuation and degrades emergency egress on roads that already couldn’t clear residents in January 2025 — compounded by missing sidewalks, septic systems, and undersized roads that show these blocks don’t fit SB 1123’s urban-infill premise.</w:t>
+      </w:r>
+    </w:p>
+    <w:p>
+      <w:pPr>
+        <w:pStyle w:val="Heading2"/>
+      </w:pPr>
+      <w:bookmarkStart w:id="25" w:name="Xd004a4686f5b5ba53a7e902e6487e93983edeb3"/>
+      <w:r>
+        <w:t xml:space="preserve">Why a legislator outside Altadena should vote YES</w:t>
+      </w:r>
+      <w:bookmarkEnd w:id="25"/>
     </w:p>
     <w:p>
       <w:pPr>
@@ -242,37 +374,16 @@
         <w:pStyle w:val="Compact"/>
       </w:pPr>
       <w:r>
-        <w:t xml:space="preserve">Altadena’s foothill neighborhoods sit on</w:t>
-      </w:r>
-      <w:r>
-        <w:t xml:space="preserve"> </w:t>
-      </w:r>
-      <w:r>
         <w:rPr>
           <w:b/>
         </w:rPr>
-        <w:t xml:space="preserve">narrow, often single-access streets that just failed in a deadly, fast-moving fire.</w:t>
-      </w:r>
-      <w:r>
-        <w:t xml:space="preserve"> </w:t>
-      </w:r>
-      <w:r>
-        <w:t xml:space="preserve">Adding households and cars to those same streets is a</w:t>
-      </w:r>
-      <w:r>
-        <w:t xml:space="preserve"> </w:t>
-      </w:r>
-      <w:r>
-        <w:rPr>
-          <w:b/>
-        </w:rPr>
-        <w:t xml:space="preserve">direct life-safety hazard</w:t>
-      </w:r>
-      <w:r>
-        <w:t xml:space="preserve"> </w:t>
-      </w:r>
-      <w:r>
-        <w:t xml:space="preserve">— it lengthens evacuation and degrades emergency egress on roads that already couldn’t clear residents in January 2025.</w:t>
+        <w:t xml:space="preserve">Parity.</w:t>
+      </w:r>
+      <w:r>
+        <w:t xml:space="preserve"> </w:t>
+      </w:r>
+      <w:r>
+        <w:t xml:space="preserve">The state already protected one community from the consequences of this exact fire. Equal treatment means extending the same narrow protection to Altadena.</w:t>
       </w:r>
     </w:p>
     <w:p>
@@ -284,16 +395,16 @@
         <w:pStyle w:val="Compact"/>
       </w:pPr>
       <w:r>
-        <w:t xml:space="preserve">The risk is compounded by conditions these blocks were never built to absorb:</w:t>
-      </w:r>
-      <w:r>
-        <w:t xml:space="preserve"> </w:t>
-      </w:r>
-      <w:r>
         <w:rPr>
           <w:b/>
         </w:rPr>
-        <w:t xml:space="preserve">no sidewalks, inadequate off-street parking, septic systems instead of public sewer, and undersized roads and utilities.</w:t>
+        <w:t xml:space="preserve">Fairness and life safety</w:t>
+      </w:r>
+      <w:r>
+        <w:t xml:space="preserve"> </w:t>
+      </w:r>
+      <w:r>
+        <w:t xml:space="preserve">— values that don’t depend on which district you represent.</w:t>
       </w:r>
     </w:p>
     <w:p>
@@ -305,33 +416,110 @@
         <w:pStyle w:val="Compact"/>
       </w:pPr>
       <w:r>
-        <w:t xml:space="preserve">Those same gaps</w:t>
-      </w:r>
-      <w:r>
-        <w:t xml:space="preserve"> </w:t>
-      </w:r>
-      <w:r>
         <w:rPr>
           <w:b/>
         </w:rPr>
-        <w:t xml:space="preserve">undercut the urban-infill premise SB 1123 relies on.</w:t>
-      </w:r>
-      <w:r>
-        <w:t xml:space="preserve"> </w:t>
-      </w:r>
-      <w:r>
-        <w:t xml:space="preserve">The SHRA assumes a site already served by urban infrastructure; a foothill block on septic, without sidewalks or adequate egress, isn’t that site — and the SHRA’s own criteria (public-sewer requirement; 75% developed-perimeter) confirm many of these lots don’t even qualify.</w:t>
+        <w:t xml:space="preserve">It’s bounded and risk-free to you.</w:t>
+      </w:r>
+      <w:r>
+        <w:t xml:space="preserve"> </w:t>
+      </w:r>
+      <w:r>
+        <w:t xml:space="preserve">SB 1090 is look-forward only, time-limited, and limited to the Eaton Fire disaster area. It doesn’t change the law in your district, doesn’t repeal housing law, and sets no precedent.</w:t>
+      </w:r>
+    </w:p>
+    <w:p>
+      <w:pPr>
+        <w:numPr>
+          <w:ilvl w:val="0"/>
+          <w:numId w:val="1003"/>
+        </w:numPr>
+        <w:pStyle w:val="Compact"/>
+      </w:pPr>
+      <w:r>
+        <w:rPr>
+          <w:b/>
+        </w:rPr>
+        <w:t xml:space="preserve">Lived understanding.</w:t>
+      </w:r>
+      <w:r>
+        <w:t xml:space="preserve"> </w:t>
+      </w:r>
+      <w:r>
+        <w:t xml:space="preserve">Legislators whose districts have endured Paradise (Camp Fire, 2018 — 85 lives, ~19,000 structures), Santa Rosa (Tubbs Fire, 2017 — 22 lives, 5,643 structures), Berry Creek (North Complex, 2020), or Greenville (Dixie Fire, 2021) understand what disaster recovery demands. That hard-won understanding is exactly why we’re asking for your support of this targeted fix for Altadena — not because you need anything for your own community, but because you know what’s at stake.</w:t>
       </w:r>
     </w:p>
     <w:p>
       <w:pPr>
         <w:pStyle w:val="Heading2"/>
       </w:pPr>
-      <w:bookmarkStart w:id="25" w:name="X6cead605b4271278499999c49012ca594f1fe9d"/>
-      <w:r>
-        <w:t xml:space="preserve">This has already been Northern California’s story</w:t>
-      </w:r>
-      <w:bookmarkEnd w:id="25"/>
+      <w:bookmarkStart w:id="26" w:name="tailored-asks"/>
+      <w:r>
+        <w:t xml:space="preserve">Tailored asks</w:t>
+      </w:r>
+      <w:bookmarkEnd w:id="26"/>
+    </w:p>
+    <w:p>
+      <w:pPr>
+        <w:pStyle w:val="FirstParagraph"/>
+      </w:pPr>
+      <w:r>
+        <w:rPr>
+          <w:b/>
+        </w:rPr>
+        <w:t xml:space="preserve">For a constituent contacting your own representative (anywhere in California):</w:t>
+      </w:r>
+      <w:r>
+        <w:t xml:space="preserve"> </w:t>
+      </w:r>
+      <w:r>
+        <w:t xml:space="preserve">-</w:t>
+      </w:r>
+      <w:r>
+        <w:t xml:space="preserve"> </w:t>
+      </w:r>
+      <w:r>
+        <w:t xml:space="preserve">“</w:t>
+      </w:r>
+      <w:r>
+        <w:t xml:space="preserve">Please support SB 1090. After the Eaton Fire, speculators are using SB 1123 to subdivide burned Altadena lots into up to ten by-right units before survivors can rebuild — on narrow foothill streets that just failed in a deadly fire. The Palisades already got protection from these density laws after the same fire; SB 1090 just gives Altadena the same. It’s narrow, bounded, and the fair thing to do. Please vote YES.</w:t>
+      </w:r>
+      <w:r>
+        <w:t xml:space="preserve">”</w:t>
+      </w:r>
+    </w:p>
+    <w:p>
+      <w:pPr>
+        <w:pStyle w:val="BodyText"/>
+      </w:pPr>
+      <w:r>
+        <w:rPr>
+          <w:b/>
+        </w:rPr>
+        <w:t xml:space="preserve">For a legislator outside Altadena:</w:t>
+      </w:r>
+      <w:r>
+        <w:t xml:space="preserve"> </w:t>
+      </w:r>
+      <w:r>
+        <w:t xml:space="preserve">- Vote YES on SB 1090 in the Assembly Housing &amp; Community Development and Local Government committees, and on the floor.</w:t>
+      </w:r>
+      <w:r>
+        <w:t xml:space="preserve"> </w:t>
+      </w:r>
+      <w:r>
+        <w:t xml:space="preserve">- Support it as drafted — it’s a narrow, one-time parity fix for the Eaton Fire disaster area, not a statewide change.</w:t>
+      </w:r>
+    </w:p>
+    <w:p>
+      <w:pPr>
+        <w:pStyle w:val="Heading2"/>
+      </w:pPr>
+      <w:bookmarkStart w:id="27" w:name="sources"/>
+      <w:r>
+        <w:t xml:space="preserve">Sources</w:t>
+      </w:r>
+      <w:bookmarkEnd w:id="27"/>
     </w:p>
     <w:p>
       <w:pPr>
@@ -342,46 +530,25 @@
         <w:pStyle w:val="Compact"/>
       </w:pPr>
       <w:r>
-        <w:rPr>
-          <w:b/>
-        </w:rPr>
-        <w:t xml:space="preserve">Camp Fire / Paradise (2018, Butte Co.)</w:t>
-      </w:r>
-      <w:r>
-        <w:t xml:space="preserve"> </w:t>
-      </w:r>
-      <w:r>
-        <w:t xml:space="preserve">— California’s deadliest and costliest wildfire:</w:t>
-      </w:r>
-      <w:r>
-        <w:t xml:space="preserve"> </w:t>
-      </w:r>
-      <w:r>
-        <w:rPr>
-          <w:b/>
-        </w:rPr>
-        <w:t xml:space="preserve">85 deaths</w:t>
-      </w:r>
-      <w:r>
-        <w:t xml:space="preserve"> </w:t>
-      </w:r>
-      <w:r>
-        <w:t xml:space="preserve">and roughly</w:t>
-      </w:r>
-      <w:r>
-        <w:t xml:space="preserve"> </w:t>
-      </w:r>
-      <w:r>
-        <w:rPr>
-          <w:b/>
-        </w:rPr>
-        <w:t xml:space="preserve">19,000 structures</w:t>
-      </w:r>
-      <w:r>
-        <w:t xml:space="preserve"> </w:t>
-      </w:r>
-      <w:r>
-        <w:t xml:space="preserve">destroyed.</w:t>
+        <w:t xml:space="preserve">SCE/Eaton-Fire admissions: Edison International newsroom (Feb 6, 2025); SEC 8-K EX-99.2 (Feb 27, 2025); ABC7 (Oct 29, 2025) reporting the Q3 2025</w:t>
+      </w:r>
+      <w:r>
+        <w:t xml:space="preserve"> </w:t>
+      </w:r>
+      <w:r>
+        <w:t xml:space="preserve">“</w:t>
+      </w:r>
+      <w:r>
+        <w:t xml:space="preserve">likely… associated with the ignition</w:t>
+      </w:r>
+      <w:r>
+        <w:t xml:space="preserve">”</w:t>
+      </w:r>
+      <w:r>
+        <w:t xml:space="preserve"> </w:t>
+      </w:r>
+      <w:r>
+        <w:t xml:space="preserve">statement. Causation not yet officially determined by Cal Fire / L.A. County Fire.</w:t>
       </w:r>
     </w:p>
     <w:p>
@@ -393,43 +560,7 @@
         <w:pStyle w:val="Compact"/>
       </w:pPr>
       <w:r>
-        <w:rPr>
-          <w:b/>
-        </w:rPr>
-        <w:t xml:space="preserve">Tubbs Fire / Santa Rosa (2017, Sonoma Co.)</w:t>
-      </w:r>
-      <w:r>
-        <w:t xml:space="preserve"> </w:t>
-      </w:r>
-      <w:r>
-        <w:t xml:space="preserve">—</w:t>
-      </w:r>
-      <w:r>
-        <w:t xml:space="preserve"> </w:t>
-      </w:r>
-      <w:r>
-        <w:rPr>
-          <w:b/>
-        </w:rPr>
-        <w:t xml:space="preserve">22 deaths</w:t>
-      </w:r>
-      <w:r>
-        <w:t xml:space="preserve"> </w:t>
-      </w:r>
-      <w:r>
-        <w:t xml:space="preserve">and</w:t>
-      </w:r>
-      <w:r>
-        <w:t xml:space="preserve"> </w:t>
-      </w:r>
-      <w:r>
-        <w:rPr>
-          <w:b/>
-        </w:rPr>
-        <w:t xml:space="preserve">5,643 structures</w:t>
-      </w:r>
-      <w:r>
-        <w:t xml:space="preserve">, including whole Santa Rosa neighborhoods like Coffey Park.</w:t>
+        <w:t xml:space="preserve">NorCal fire figures: Britannica; Wikipedia/news coverage (cross-checked June 2026).</w:t>
       </w:r>
     </w:p>
     <w:p>
@@ -437,283 +568,6 @@
         <w:numPr>
           <w:ilvl w:val="0"/>
           <w:numId w:val="1004"/>
-        </w:numPr>
-        <w:pStyle w:val="Compact"/>
-      </w:pPr>
-      <w:r>
-        <w:rPr>
-          <w:b/>
-        </w:rPr>
-        <w:t xml:space="preserve">North Complex / Berry Creek (2020, Butte &amp; Plumas Co.)</w:t>
-      </w:r>
-      <w:r>
-        <w:t xml:space="preserve"> </w:t>
-      </w:r>
-      <w:r>
-        <w:t xml:space="preserve">— destroyed the town of Berry Creek with significant loss of life.</w:t>
-      </w:r>
-    </w:p>
-    <w:p>
-      <w:pPr>
-        <w:numPr>
-          <w:ilvl w:val="0"/>
-          <w:numId w:val="1004"/>
-        </w:numPr>
-        <w:pStyle w:val="Compact"/>
-      </w:pPr>
-      <w:r>
-        <w:rPr>
-          <w:b/>
-        </w:rPr>
-        <w:t xml:space="preserve">Dixie Fire (2021)</w:t>
-      </w:r>
-      <w:r>
-        <w:t xml:space="preserve"> </w:t>
-      </w:r>
-      <w:r>
-        <w:t xml:space="preserve">— nearly</w:t>
-      </w:r>
-      <w:r>
-        <w:t xml:space="preserve"> </w:t>
-      </w:r>
-      <w:r>
-        <w:rPr>
-          <w:b/>
-        </w:rPr>
-        <w:t xml:space="preserve">1 million acres</w:t>
-      </w:r>
-      <w:r>
-        <w:t xml:space="preserve">; wiped out most of the historic town of</w:t>
-      </w:r>
-      <w:r>
-        <w:t xml:space="preserve"> </w:t>
-      </w:r>
-      <w:r>
-        <w:rPr>
-          <w:b/>
-        </w:rPr>
-        <w:t xml:space="preserve">Greenville</w:t>
-      </w:r>
-      <w:r>
-        <w:t xml:space="preserve"> </w:t>
-      </w:r>
-      <w:r>
-        <w:t xml:space="preserve">in Plumas County.</w:t>
-      </w:r>
-    </w:p>
-    <w:p>
-      <w:pPr>
-        <w:pStyle w:val="Heading2"/>
-      </w:pPr>
-      <w:bookmarkStart w:id="26" w:name="the-argument-for-norcal-legislators"/>
-      <w:r>
-        <w:t xml:space="preserve">The argument for NorCal legislators</w:t>
-      </w:r>
-      <w:bookmarkEnd w:id="26"/>
-    </w:p>
-    <w:p>
-      <w:pPr>
-        <w:numPr>
-          <w:ilvl w:val="0"/>
-          <w:numId w:val="1005"/>
-        </w:numPr>
-        <w:pStyle w:val="Compact"/>
-      </w:pPr>
-      <w:r>
-        <w:rPr>
-          <w:b/>
-        </w:rPr>
-        <w:t xml:space="preserve">This could be your district next.</w:t>
-      </w:r>
-      <w:r>
-        <w:t xml:space="preserve"> </w:t>
-      </w:r>
-      <w:r>
-        <w:t xml:space="preserve">A recovery-control tool that works for Altadena is a template that protects Paradise, Santa Rosa, Greenville, and the next town in line.</w:t>
-      </w:r>
-    </w:p>
-    <w:p>
-      <w:pPr>
-        <w:numPr>
-          <w:ilvl w:val="0"/>
-          <w:numId w:val="1005"/>
-        </w:numPr>
-        <w:pStyle w:val="Compact"/>
-      </w:pPr>
-      <w:r>
-        <w:rPr>
-          <w:b/>
-        </w:rPr>
-        <w:t xml:space="preserve">It’s narrow and time-limited.</w:t>
-      </w:r>
-      <w:r>
-        <w:t xml:space="preserve"> </w:t>
-      </w:r>
-      <w:r>
-        <w:t xml:space="preserve">SB 1090 pauses the SB 1123 ministerial pathway in a defined disaster area during recovery. It is</w:t>
-      </w:r>
-      <w:r>
-        <w:t xml:space="preserve"> </w:t>
-      </w:r>
-      <w:r>
-        <w:rPr>
-          <w:b/>
-        </w:rPr>
-        <w:t xml:space="preserve">look-forward</w:t>
-      </w:r>
-      <w:r>
-        <w:t xml:space="preserve"> </w:t>
-      </w:r>
-      <w:r>
-        <w:t xml:space="preserve">— it doesn’t repeal housing law or block building; it prevents speculative subdivision from locking in before residents can return.</w:t>
-      </w:r>
-    </w:p>
-    <w:p>
-      <w:pPr>
-        <w:numPr>
-          <w:ilvl w:val="0"/>
-          <w:numId w:val="1005"/>
-        </w:numPr>
-        <w:pStyle w:val="Compact"/>
-      </w:pPr>
-      <w:r>
-        <w:rPr>
-          <w:b/>
-        </w:rPr>
-        <w:t xml:space="preserve">It protects local control and life safety</w:t>
-      </w:r>
-      <w:r>
-        <w:t xml:space="preserve">, which both parties value: after a disaster, how a neighborhood comes back — and whether its evacuation routes can handle more density — should be decided locally, not by whoever files a ministerial map first.</w:t>
-      </w:r>
-    </w:p>
-    <w:p>
-      <w:pPr>
-        <w:numPr>
-          <w:ilvl w:val="0"/>
-          <w:numId w:val="1005"/>
-        </w:numPr>
-        <w:pStyle w:val="Compact"/>
-      </w:pPr>
-      <w:r>
-        <w:rPr>
-          <w:b/>
-        </w:rPr>
-        <w:t xml:space="preserve">Consider strengthening it.</w:t>
-      </w:r>
-      <w:r>
-        <w:t xml:space="preserve"> </w:t>
-      </w:r>
-      <w:r>
-        <w:t xml:space="preserve">Ask whether the protection should extend to</w:t>
-      </w:r>
-      <w:r>
-        <w:t xml:space="preserve"> </w:t>
-      </w:r>
-      <w:r>
-        <w:rPr>
-          <w:b/>
-        </w:rPr>
-        <w:t xml:space="preserve">any state- or federally declared wildfire disaster area</w:t>
-      </w:r>
-      <w:r>
-        <w:t xml:space="preserve">, so the Legislature doesn’t have to pass a new Altadena-style bill after every fire.</w:t>
-      </w:r>
-    </w:p>
-    <w:p>
-      <w:pPr>
-        <w:pStyle w:val="Heading2"/>
-      </w:pPr>
-      <w:bookmarkStart w:id="27" w:name="tailored-asks"/>
-      <w:r>
-        <w:t xml:space="preserve">Tailored asks</w:t>
-      </w:r>
-      <w:bookmarkEnd w:id="27"/>
-    </w:p>
-    <w:p>
-      <w:pPr>
-        <w:pStyle w:val="FirstParagraph"/>
-      </w:pPr>
-      <w:r>
-        <w:rPr>
-          <w:b/>
-        </w:rPr>
-        <w:t xml:space="preserve">For NorCal constituents (calling/writing your own representative):</w:t>
-      </w:r>
-      <w:r>
-        <w:t xml:space="preserve"> </w:t>
-      </w:r>
-      <w:r>
-        <w:t xml:space="preserve">-</w:t>
-      </w:r>
-      <w:r>
-        <w:t xml:space="preserve"> </w:t>
-      </w:r>
-      <w:r>
-        <w:t xml:space="preserve">“</w:t>
-      </w:r>
-      <w:r>
-        <w:t xml:space="preserve">Support SB 1090. After the Eaton Fire, speculators are using SB 1123 to subdivide burned lots into up to ten by-right units before survivors can rebuild — on narrow foothill streets that just failed in a deadly fire. The same thing could happen here after the next fire. Please protect disaster recovery and vote YES.</w:t>
-      </w:r>
-      <w:r>
-        <w:t xml:space="preserve">”</w:t>
-      </w:r>
-    </w:p>
-    <w:p>
-      <w:pPr>
-        <w:pStyle w:val="BodyText"/>
-      </w:pPr>
-      <w:r>
-        <w:rPr>
-          <w:b/>
-        </w:rPr>
-        <w:t xml:space="preserve">For NorCal legislators:</w:t>
-      </w:r>
-      <w:r>
-        <w:t xml:space="preserve"> </w:t>
-      </w:r>
-      <w:r>
-        <w:t xml:space="preserve">- Vote YES on SB 1090 in the Assembly Housing &amp; Community Development and Local Government committees, and on the floor.</w:t>
-      </w:r>
-      <w:r>
-        <w:t xml:space="preserve"> </w:t>
-      </w:r>
-      <w:r>
-        <w:t xml:space="preserve">- Note that your district’s fire history makes this a statewide recovery and life-safety issue.</w:t>
-      </w:r>
-      <w:r>
-        <w:t xml:space="preserve"> </w:t>
-      </w:r>
-      <w:r>
-        <w:t xml:space="preserve">- Explore amendments to apply the recovery pause to any declared wildfire disaster area.</w:t>
-      </w:r>
-    </w:p>
-    <w:p>
-      <w:pPr>
-        <w:pStyle w:val="Heading2"/>
-      </w:pPr>
-      <w:bookmarkStart w:id="28" w:name="sources"/>
-      <w:r>
-        <w:t xml:space="preserve">Sources</w:t>
-      </w:r>
-      <w:bookmarkEnd w:id="28"/>
-    </w:p>
-    <w:p>
-      <w:pPr>
-        <w:numPr>
-          <w:ilvl w:val="0"/>
-          <w:numId w:val="1006"/>
-        </w:numPr>
-        <w:pStyle w:val="Compact"/>
-      </w:pPr>
-      <w:r>
-        <w:t xml:space="preserve">Camp Fire: Britannica; Tubbs Fire &amp; Dixie Fire: Wikipedia / news coverage (figures cross-checked June 2026).</w:t>
-      </w:r>
-    </w:p>
-    <w:p>
-      <w:pPr>
-        <w:numPr>
-          <w:ilvl w:val="0"/>
-          <w:numId w:val="1006"/>
         </w:numPr>
         <w:pStyle w:val="Compact"/>
       </w:pPr>
@@ -970,12 +824,6 @@
     <w:abstractNumId w:val="991"/>
   </w:num>
   <w:num w:numId="1004">
-    <w:abstractNumId w:val="991"/>
-  </w:num>
-  <w:num w:numId="1005">
-    <w:abstractNumId w:val="991"/>
-  </w:num>
-  <w:num w:numId="1006">
     <w:abstractNumId w:val="991"/>
   </w:num>
 </w:numbering>

--- a/SB1090_norcal_talking_points.docx
+++ b/SB1090_norcal_talking_points.docx
@@ -20,43 +20,7 @@
         <w:rPr>
           <w:i/>
         </w:rPr>
-        <w:t xml:space="preserve">Why a legislator who didn’t live through the Eaton Fire — including in Northern California — should still vote YES. The frame is PARITY and FAIRNESS, not</w:t>
-      </w:r>
-      <w:r>
-        <w:rPr>
-          <w:i/>
-        </w:rPr>
-        <w:t xml:space="preserve"> </w:t>
-      </w:r>
-      <w:r>
-        <w:rPr>
-          <w:i/>
-        </w:rPr>
-        <w:t xml:space="preserve">“</w:t>
-      </w:r>
-      <w:r>
-        <w:rPr>
-          <w:i/>
-        </w:rPr>
-        <w:t xml:space="preserve">this could be you.</w:t>
-      </w:r>
-      <w:r>
-        <w:rPr>
-          <w:i/>
-        </w:rPr>
-        <w:t xml:space="preserve">”</w:t>
-      </w:r>
-      <w:r>
-        <w:rPr>
-          <w:i/>
-        </w:rPr>
-        <w:t xml:space="preserve"> </w:t>
-      </w:r>
-      <w:r>
-        <w:rPr>
-          <w:i/>
-        </w:rPr>
-        <w:t xml:space="preserve">SB 1090 is a narrow, one-time fix that gives Altadena the same disaster protection the Pacific Palisades already received. We support SB 1090 as drafted. Our concern is the SB 1123 ministerial-subdivision pathway in the burn zone — not infill housing generally. This is not a precedent and not a template; we are not asking other communities to seek their own carve-outs. Advocacy material, not legal advice; figures verified against public sources.</w:t>
+        <w:t>Why a legislator who didn’t live through the Eaton Fire — including in Northern California — should still vote YES. The frame is PARITY and FAIRNESS, not “this could be you.” SB 1090 is a narrow, one-time fix that gives Altadena the same disaster protection the Pacific Palisades already received. We support SB 1090 as currently written. Our concern is the SB 1123 ministerial-subdivision pathway in the burn zone — not infill housing generally. This is not a precedent and not a template; we are not asking other communities to seek their own carve-outs. Advocacy material, not legal advice; figures verified against public sources.</w:t>
       </w:r>
     </w:p>
     <w:p>
@@ -74,10 +38,7 @@
         <w:pStyle w:val="FirstParagraph"/>
       </w:pPr>
       <w:r>
-        <w:t xml:space="preserve">SB 1090 isn’t a special favor — it gives Altadena the</w:t>
-      </w:r>
-      <w:r>
-        <w:t xml:space="preserve"> </w:t>
+        <w:t xml:space="preserve">SB 1090 isn’t a special favor — it gives Altadena the </w:t>
       </w:r>
       <w:r>
         <w:rPr>
@@ -108,10 +69,7 @@
         <w:pStyle w:val="Compact"/>
       </w:pPr>
       <w:r>
-        <w:t xml:space="preserve">After the January 2025 Eaton Fire, out-of-town investors began using</w:t>
-      </w:r>
-      <w:r>
-        <w:t xml:space="preserve"> </w:t>
+        <w:t xml:space="preserve">After the January 2025 Eaton Fire, out-of-town investors began using </w:t>
       </w:r>
       <w:r>
         <w:rPr>
@@ -120,13 +78,7 @@
         <w:t xml:space="preserve">SB 1123</w:t>
       </w:r>
       <w:r>
-        <w:t xml:space="preserve"> </w:t>
-      </w:r>
-      <w:r>
-        <w:t xml:space="preserve">(the Starter Home Revitalization Act) to buy burned single-family lots and subdivide them —</w:t>
-      </w:r>
-      <w:r>
-        <w:t xml:space="preserve"> </w:t>
+        <w:t xml:space="preserve"> (the Starter Home Revitalization Act) to buy burned single-family lots and subdivide them — </w:t>
       </w:r>
       <w:r>
         <w:rPr>
@@ -135,10 +87,7 @@
         <w:t xml:space="preserve">by right, ministerially, with no public hearing</w:t>
       </w:r>
       <w:r>
-        <w:t xml:space="preserve"> </w:t>
-      </w:r>
-      <w:r>
-        <w:t xml:space="preserve">— into as many as ten units each.</w:t>
+        <w:t xml:space="preserve"> — into as many as ten units each.</w:t>
       </w:r>
     </w:p>
     <w:p>
@@ -198,46 +147,7 @@
         <w:t xml:space="preserve">A utility-linked disaster Altadena did not cause.</w:t>
       </w:r>
       <w:r>
-        <w:t xml:space="preserve"> </w:t>
-      </w:r>
-      <w:r>
-        <w:t xml:space="preserve">The Eaton Fire is widely attributed to — and is the subject of federal and county litigation alleging it was caused by — Southern California Edison’s electrical infrastructure. SCE itself has said it is</w:t>
-      </w:r>
-      <w:r>
-        <w:t xml:space="preserve"> </w:t>
-      </w:r>
-      <w:r>
-        <w:t xml:space="preserve">“</w:t>
-      </w:r>
-      <w:r>
-        <w:t xml:space="preserve">likely</w:t>
-      </w:r>
-      <w:r>
-        <w:t xml:space="preserve">”</w:t>
-      </w:r>
-      <w:r>
-        <w:t xml:space="preserve"> </w:t>
-      </w:r>
-      <w:r>
-        <w:t xml:space="preserve">its equipment was</w:t>
-      </w:r>
-      <w:r>
-        <w:t xml:space="preserve"> </w:t>
-      </w:r>
-      <w:r>
-        <w:t xml:space="preserve">“</w:t>
-      </w:r>
-      <w:r>
-        <w:t xml:space="preserve">associated with the ignition.</w:t>
-      </w:r>
-      <w:r>
-        <w:t xml:space="preserve">”</w:t>
-      </w:r>
-      <w:r>
-        <w:t xml:space="preserve"> </w:t>
-      </w:r>
-      <w:r>
-        <w:t xml:space="preserve">Altadena bears a near-total loss from another party’s infrastructure failure, and speculation now compounds that injustice.</w:t>
+        <w:t xml:space="preserve"> The Eaton Fire is widely attributed to — and is the subject of federal and county litigation alleging it was caused by — Southern California Edison’s electrical infrastructure. SCE itself has said it is “likely” its equipment was “associated with the ignition.” Altadena bears a near-total loss from another party’s infrastructure failure, and speculation now compounds that injustice.</w:t>
       </w:r>
     </w:p>
     <w:p>
@@ -255,10 +165,7 @@
         <w:t xml:space="preserve">The Palisades parity gap.</w:t>
       </w:r>
       <w:r>
-        <w:t xml:space="preserve"> </w:t>
-      </w:r>
-      <w:r>
-        <w:t xml:space="preserve">After the same firestorm, the Pacific Palisades received emergency relief from these density provisions — but it was keyed to a fire-hazard-severity-zone map that left most of Altadena out. SB 1090 simply closes that gap.</w:t>
+        <w:t xml:space="preserve"> After the same firestorm, the Pacific Palisades received emergency relief from these density provisions — but it was keyed to a fire-hazard-severity-zone map that left most of Altadena out. SB 1090 simply closes that gap.</w:t>
       </w:r>
     </w:p>
     <w:p>
@@ -276,10 +183,7 @@
         <w:t xml:space="preserve">Deadly single-access foothill topography.</w:t>
       </w:r>
       <w:r>
-        <w:t xml:space="preserve"> </w:t>
-      </w:r>
-      <w:r>
-        <w:t xml:space="preserve">Altadena’s narrow, often single-egress streets failed catastrophically in a fire that killed 19 people; adding density there is a direct life-safety hazard.</w:t>
+        <w:t xml:space="preserve"> Altadena’s narrow, often single-egress streets failed catastrophically in a fire that killed 19 people; adding density there is a direct life-safety hazard.</w:t>
       </w:r>
     </w:p>
     <w:p>
@@ -297,10 +201,7 @@
         <w:t xml:space="preserve">Septic / infrastructure mismatch.</w:t>
       </w:r>
       <w:r>
-        <w:t xml:space="preserve"> </w:t>
-      </w:r>
-      <w:r>
-        <w:t xml:space="preserve">Many lots are on septic, not sewer, without sidewalks or adequate roads — they fail the SHRA’s own urban-infrastructure premise and L.A. County’s own eligibility criteria.</w:t>
+        <w:t xml:space="preserve"> Many lots are on septic, not sewer, without sidewalks or adequate roads — they fail the SHRA’s own urban-infrastructure premise and L.A. County’s own eligibility criteria.</w:t>
       </w:r>
     </w:p>
     <w:p>
@@ -332,10 +233,7 @@
         <w:t xml:space="preserve">It can’t be easier for developers to build than for the families who burned out.</w:t>
       </w:r>
       <w:r>
-        <w:t xml:space="preserve"> </w:t>
-      </w:r>
-      <w:r>
-        <w:t xml:space="preserve">SB 1123 hands a developer a fast, by-right path to carve a fire-cleared lot into up to ten units — no hearing, no neighbor notice. The displaced homeowner next door, rebuilding one house, faces the slow, discretionary permitting every rebuild requires. SB 1090 puts survivors first.</w:t>
+        <w:t xml:space="preserve"> SB 1123 hands a developer a fast, by-right path to carve a fire-cleared lot into up to ten units — no hearing, no neighbor notice. The displaced homeowner next door, rebuilding one house, faces the slow, discretionary permitting every rebuild requires. SB 1090 puts survivors first.</w:t>
       </w:r>
     </w:p>
     <w:p>
@@ -349,10 +247,7 @@
         <w:t xml:space="preserve">Evacuation and life safety.</w:t>
       </w:r>
       <w:r>
-        <w:t xml:space="preserve"> </w:t>
-      </w:r>
-      <w:r>
-        <w:t xml:space="preserve">Altadena’s foothill neighborhoods sit on narrow, often single-access streets that just failed in a deadly, fast-moving fire. Adding households and cars to those same streets lengthens evacuation and degrades emergency egress on roads that already couldn’t clear residents in January 2025 — compounded by missing sidewalks, septic systems, and undersized roads that show these blocks don’t fit SB 1123’s urban-infill premise.</w:t>
+        <w:t xml:space="preserve"> Altadena’s foothill neighborhoods sit on narrow, often single-access streets that just failed in a deadly, fast-moving fire. Adding households and cars to those same streets lengthens evacuation and degrades emergency egress on roads that already couldn’t clear residents in January 2025 — compounded by missing sidewalks, septic systems, and undersized roads that show these blocks don’t fit SB 1123’s urban-infill premise.</w:t>
       </w:r>
     </w:p>
     <w:p>
@@ -380,10 +275,7 @@
         <w:t xml:space="preserve">Parity.</w:t>
       </w:r>
       <w:r>
-        <w:t xml:space="preserve"> </w:t>
-      </w:r>
-      <w:r>
-        <w:t xml:space="preserve">The state already protected one community from the consequences of this exact fire. Equal treatment means extending the same narrow protection to Altadena.</w:t>
+        <w:t xml:space="preserve"> The state already protected one community — the Pacific Palisades — from these exact density provisions via Governor’s Executive Order N-32-25, issued after the same January 2025 firestorm. Equal treatment means extending that same narrow protection to Altadena.</w:t>
       </w:r>
     </w:p>
     <w:p>
@@ -401,10 +293,7 @@
         <w:t xml:space="preserve">Fairness and life safety</w:t>
       </w:r>
       <w:r>
-        <w:t xml:space="preserve"> </w:t>
-      </w:r>
-      <w:r>
-        <w:t xml:space="preserve">— values that don’t depend on which district you represent.</w:t>
+        <w:t xml:space="preserve"> — values that don’t depend on which district you represent.</w:t>
       </w:r>
     </w:p>
     <w:p>
@@ -422,10 +311,7 @@
         <w:t xml:space="preserve">It’s bounded and risk-free to you.</w:t>
       </w:r>
       <w:r>
-        <w:t xml:space="preserve"> </w:t>
-      </w:r>
-      <w:r>
-        <w:t xml:space="preserve">SB 1090 is look-forward only, time-limited, and limited to the Eaton Fire disaster area. It doesn’t change the law in your district, doesn’t repeal housing law, and sets no precedent.</w:t>
+        <w:t xml:space="preserve"> SB 1090 is look-forward only, time-limited, and limited to the Eaton Fire disaster area. It doesn’t change the law in your district, doesn’t repeal housing law, and sets no precedent.</w:t>
       </w:r>
     </w:p>
     <w:p>
@@ -443,10 +329,7 @@
         <w:t xml:space="preserve">Lived understanding.</w:t>
       </w:r>
       <w:r>
-        <w:t xml:space="preserve"> </w:t>
-      </w:r>
-      <w:r>
-        <w:t xml:space="preserve">Legislators whose districts have endured Paradise (Camp Fire, 2018 — 85 lives, ~19,000 structures), Santa Rosa (Tubbs Fire, 2017 — 22 lives, 5,643 structures), Berry Creek (North Complex, 2020), or Greenville (Dixie Fire, 2021) understand what disaster recovery demands. That hard-won understanding is exactly why we’re asking for your support of this targeted fix for Altadena — not because you need anything for your own community, but because you know what’s at stake.</w:t>
+        <w:t xml:space="preserve"> Legislators whose districts have endured Paradise (Camp Fire, 2018 — 85 lives, ~19,000 structures), Santa Rosa (Tubbs Fire, 2017 — 22 lives, 5,643 structures), Berry Creek (North Complex, 2020), or Greenville (Dixie Fire, 2021) understand what disaster recovery demands. That hard-won understanding is exactly why we’re asking for your support of this targeted fix for Altadena — not because you need anything for your own community, but because you know what’s at stake.</w:t>
       </w:r>
     </w:p>
     <w:p>
@@ -470,22 +353,7 @@
         <w:t xml:space="preserve">For a constituent contacting your own representative (anywhere in California):</w:t>
       </w:r>
       <w:r>
-        <w:t xml:space="preserve"> </w:t>
-      </w:r>
-      <w:r>
-        <w:t xml:space="preserve">-</w:t>
-      </w:r>
-      <w:r>
-        <w:t xml:space="preserve"> </w:t>
-      </w:r>
-      <w:r>
-        <w:t xml:space="preserve">“</w:t>
-      </w:r>
-      <w:r>
-        <w:t xml:space="preserve">Please support SB 1090. After the Eaton Fire, speculators are using SB 1123 to subdivide burned Altadena lots into up to ten by-right units before survivors can rebuild — on narrow foothill streets that just failed in a deadly fire. The Palisades already got protection from these density laws after the same fire; SB 1090 just gives Altadena the same. It’s narrow, bounded, and the fair thing to do. Please vote YES.</w:t>
-      </w:r>
-      <w:r>
-        <w:t xml:space="preserve">”</w:t>
+        <w:t xml:space="preserve"> - “Please support SB 1090. After the Eaton Fire, speculators are using SB 1123 to subdivide burned Altadena lots into up to ten by-right units before survivors can rebuild — on narrow foothill streets that just failed in a deadly fire. The Palisades already got protection from these density laws after the same fire; SB 1090 just gives Altadena the same. It’s narrow, bounded, and the fair thing to do. Please vote YES.”</w:t>
       </w:r>
     </w:p>
     <w:p>
@@ -499,16 +367,216 @@
         <w:t xml:space="preserve">For a legislator outside Altadena:</w:t>
       </w:r>
       <w:r>
-        <w:t xml:space="preserve"> </w:t>
-      </w:r>
-      <w:r>
-        <w:t xml:space="preserve">- Vote YES on SB 1090 in the Assembly Housing &amp; Community Development and Local Government committees, and on the floor.</w:t>
-      </w:r>
-      <w:r>
-        <w:t xml:space="preserve"> </w:t>
-      </w:r>
-      <w:r>
-        <w:t xml:space="preserve">- Support it as drafted — it’s a narrow, one-time parity fix for the Eaton Fire disaster area, not a statewide change.</w:t>
+        <w:t xml:space="preserve"> - Vote YES on SB 1090 in the Assembly Housing &amp; Community Development and Local Government committees, and on the floor. - Support it as currently written — it’s a narrow, one-time parity fix for the Eaton Fire disaster area, not a statewide change.</w:t>
+      </w:r>
+    </w:p>
+    <w:p>
+      <w:pPr>
+        <w:pStyle w:val="Heading2"/>
+      </w:pPr>
+      <w:bookmarkStart w:id="50" w:name="anticipated-questions"/>
+      <w:r>
+        <w:t xml:space="preserve">Anticipated questions from legislators — and how to answer them</w:t>
+      </w:r>
+      <w:bookmarkEnd w:id="50"/>
+    </w:p>
+    <w:p>
+      <w:pPr>
+        <w:pStyle w:val="FirstParagraph"/>
+      </w:pPr>
+      <w:r>
+        <w:rPr>
+          <w:b/>
+        </w:rPr>
+        <w:t xml:space="preserve">Q1: “Won’t this block housing? We’re in a housing crisis.”</w:t>
+      </w:r>
+    </w:p>
+    <w:p>
+      <w:pPr>
+        <w:pStyle w:val="BodyText"/>
+      </w:pPr>
+      <w:r>
+        <w:t xml:space="preserve">SB 1090 pauses only one narrow pathway — ministerial, no-hearing SB 1123 lot-splitting — in one disaster area. It does not stop rebuilding, ADUs, duplexes, or affordable/community housing. Ten units where one home stood does not solve California’s statewide crisis; it shifts the burden onto a burn-scarred community still in recovery. The bill is look-forward, time-limited, and bounded to the Eaton Fire disaster area.</w:t>
+      </w:r>
+    </w:p>
+    <w:p>
+      <w:pPr>
+        <w:pStyle w:val="FirstParagraph"/>
+      </w:pPr>
+      <w:r>
+        <w:rPr>
+          <w:b/>
+        </w:rPr>
+        <w:t xml:space="preserve">Q2: “Won’t this set a precedent? Every community will want a carve-out.”</w:t>
+      </w:r>
+    </w:p>
+    <w:p>
+      <w:pPr>
+        <w:pStyle w:val="BodyText"/>
+      </w:pPr>
+      <w:r>
+        <w:t xml:space="preserve">No. This is a narrow, one-time exception bounded to the federally declared Eaton Fire disaster area. The Pacific Palisades already received this exact relief by executive order (EO N-32-25) after the January 2025 firestorms. Altadena is asking for parity with a comparable community, not a statewide change to SB 9 or SB 1123.</w:t>
+      </w:r>
+    </w:p>
+    <w:p>
+      <w:pPr>
+        <w:pStyle w:val="FirstParagraph"/>
+      </w:pPr>
+      <w:r>
+        <w:rPr>
+          <w:b/>
+        </w:rPr>
+        <w:t xml:space="preserve">Q3: “Developers relied on existing law — isn’t this a taking or unfair to them?”</w:t>
+      </w:r>
+    </w:p>
+    <w:p>
+      <w:pPr>
+        <w:pStyle w:val="BodyText"/>
+      </w:pPr>
+      <w:r>
+        <w:t xml:space="preserve">No vested rights attach without an issued building permit and substantial construction in good-faith reliance on it (</w:t>
+      </w:r>
+      <w:r>
+        <w:rPr>
+          <w:i/>
+        </w:rPr>
+        <w:t xml:space="preserve">Avco Community Developers v. South Coast Regional Comm’n</w:t>
+      </w:r>
+      <w:r>
+        <w:t xml:space="preserve"> (1976) 17 Cal.3d 785). SB 1090 already draws the right line: it reaches only projects without an issued building permit. A subdivision map filed weeks before a foreseeable law change — with no permit and no construction — is an expectation, not a vested right.</w:t>
+      </w:r>
+    </w:p>
+    <w:p>
+      <w:pPr>
+        <w:pStyle w:val="FirstParagraph"/>
+      </w:pPr>
+      <w:r>
+        <w:rPr>
+          <w:b/>
+        </w:rPr>
+        <w:t xml:space="preserve">Q4: “Won’t this hurt affordable-housing developers?”</w:t>
+      </w:r>
+    </w:p>
+    <w:p>
+      <w:pPr>
+        <w:pStyle w:val="BodyText"/>
+      </w:pPr>
+      <w:r>
+        <w:t xml:space="preserve">Community land trusts, bungalow courts, and deed-restricted projects don’t require subdivision and don’t rely on SB 1123. The Altadena Community Land Trust and Greenline Housing Foundation are already rebuilding in the burn area using shared-ownership and deed-restricted models — no subdivision required. SB 1090 targets speculative by-right lot-splitting, not affordable development.</w:t>
+      </w:r>
+    </w:p>
+    <w:p>
+      <w:pPr>
+        <w:pStyle w:val="FirstParagraph"/>
+      </w:pPr>
+      <w:r>
+        <w:rPr>
+          <w:b/>
+        </w:rPr>
+        <w:t xml:space="preserve">Q5: “Why not let the market rebuild?”</w:t>
+      </w:r>
+    </w:p>
+    <w:p>
+      <w:pPr>
+        <w:pStyle w:val="BodyText"/>
+      </w:pPr>
+      <w:r>
+        <w:t xml:space="preserve">The market is already responding — but not in favor of survivors. Investor and corporate purchases rose from a small share of Altadena sales to roughly half after the fire. By-right subdivision prices land beyond what returning families can pay. The market, left to run unchecked, prices survivors out; SB 1090 resets that dynamic so land is again worth what a family can afford.</w:t>
+      </w:r>
+    </w:p>
+    <w:p>
+      <w:pPr>
+        <w:pStyle w:val="FirstParagraph"/>
+      </w:pPr>
+      <w:r>
+        <w:rPr>
+          <w:b/>
+        </w:rPr>
+        <w:t xml:space="preserve">Q6: “Why pass it as-is instead of amending it?”</w:t>
+      </w:r>
+    </w:p>
+    <w:p>
+      <w:pPr>
+        <w:pStyle w:val="BodyText"/>
+      </w:pPr>
+      <w:r>
+        <w:t xml:space="preserve">Amendments mean delay. A recorded subdivision cannot be undone. Every week of delay is another week burned lots are carved up by right and lost to speculation. The bill as currently written already protects genuine reliance by exempting projects with an issued building permit. No amendment is needed — pass it now.</w:t>
+      </w:r>
+    </w:p>
+    <w:p>
+      <w:pPr>
+        <w:pStyle w:val="FirstParagraph"/>
+      </w:pPr>
+      <w:r>
+        <w:rPr>
+          <w:b/>
+        </w:rPr>
+        <w:t xml:space="preserve">Q7: “Is the 2030 sunset the right timeframe?”</w:t>
+      </w:r>
+    </w:p>
+    <w:p>
+      <w:pPr>
+        <w:pStyle w:val="BodyText"/>
+      </w:pPr>
+      <w:r>
+        <w:t xml:space="preserve">Pass it as currently written now. Recovery will likely outlast 2030, and the community may seek an extension later — that is a reason to act now, not to slow the bill. The urgent task is to stop the bleeding today.</w:t>
+      </w:r>
+    </w:p>
+    <w:p>
+      <w:pPr>
+        <w:pStyle w:val="FirstParagraph"/>
+      </w:pPr>
+      <w:r>
+        <w:rPr>
+          <w:b/>
+        </w:rPr>
+        <w:t xml:space="preserve">Q8: “Do these projects even qualify under SB 1123?”</w:t>
+      </w:r>
+    </w:p>
+    <w:p>
+      <w:pPr>
+        <w:pStyle w:val="BodyText"/>
+      </w:pPr>
+      <w:r>
+        <w:t xml:space="preserve">Many don’t. SB 1123 requires roughly 75% of a site’s perimeter to adjoin developed parcels. The fire cleared whole blocks — these lots are now ringed by other vacant, cleared parcels. The County has already voided at least two subdivisions (2261 Sinaloa Avenue and 2271 Maiden Lane) for failing that very test. SB 1090 ensures ineligible projects can’t slip through during the chaos of recovery.</w:t>
+      </w:r>
+    </w:p>
+    <w:p>
+      <w:pPr>
+        <w:pStyle w:val="FirstParagraph"/>
+      </w:pPr>
+      <w:r>
+        <w:rPr>
+          <w:b/>
+        </w:rPr>
+        <w:t xml:space="preserve">Q9: “Isn’t this NIMBYism from a wealthy community?”</w:t>
+      </w:r>
+    </w:p>
+    <w:p>
+      <w:pPr>
+        <w:pStyle w:val="BodyText"/>
+      </w:pPr>
+      <w:r>
+        <w:t xml:space="preserve">No. The fire fell hardest on Altadena’s historically redlined, working-class blocks and on renters — two-thirds of whose rent-stabilized homes burned. This bill protects a twice-displaced community, not a wealthy enclave. Community land trusts and affordable builders — the very entities that serve low-income residents — are the ones SB 1090 makes space for.</w:t>
+      </w:r>
+    </w:p>
+    <w:p>
+      <w:pPr>
+        <w:pStyle w:val="FirstParagraph"/>
+      </w:pPr>
+      <w:r>
+        <w:rPr>
+          <w:b/>
+        </w:rPr>
+        <w:t xml:space="preserve">Q10: “Isn’t there a double standard? Survivors get less than speculators?”</w:t>
+      </w:r>
+    </w:p>
+    <w:p>
+      <w:pPr>
+        <w:pStyle w:val="BodyText"/>
+      </w:pPr>
+      <w:r>
+        <w:t xml:space="preserve">Yes — and that’s the problem SB 1090 fixes. Under Governor’s Executive Order N-4-25, a survivor rebuilding their home keeps the expedited permit only if the replacement is no more than 10% larger. On that same lot, an investor invoking SB 1123 can build up to ten units — by right, no hearing. The survivor is capped at plus-ten-percent; the speculator gets times-ten. SB 1090 ends that disparity.</w:t>
       </w:r>
     </w:p>
     <w:p>
@@ -530,25 +598,7 @@
         <w:pStyle w:val="Compact"/>
       </w:pPr>
       <w:r>
-        <w:t xml:space="preserve">SCE/Eaton-Fire admissions: Edison International newsroom (Feb 6, 2025); SEC 8-K EX-99.2 (Feb 27, 2025); ABC7 (Oct 29, 2025) reporting the Q3 2025</w:t>
-      </w:r>
-      <w:r>
-        <w:t xml:space="preserve"> </w:t>
-      </w:r>
-      <w:r>
-        <w:t xml:space="preserve">“</w:t>
-      </w:r>
-      <w:r>
-        <w:t xml:space="preserve">likely… associated with the ignition</w:t>
-      </w:r>
-      <w:r>
-        <w:t xml:space="preserve">”</w:t>
-      </w:r>
-      <w:r>
-        <w:t xml:space="preserve"> </w:t>
-      </w:r>
-      <w:r>
-        <w:t xml:space="preserve">statement. Causation not yet officially determined by Cal Fire / L.A. County Fire.</w:t>
+        <w:t>SCE/Eaton-Fire admissions: Edison International newsroom (Feb 6, 2025); SEC 8-K EX-99.2 (Feb 27, 2025); ABC7 (Oct 29, 2025) reporting the Q3 2025 “likely… associated with the ignition” statement. Causation not yet officially determined by Cal Fire / L.A. County Fire.</w:t>
       </w:r>
     </w:p>
     <w:p>
